--- a/GBFC/Fase 2/Evidencial Proyecto/Reglas de negocio.docx
+++ b/GBFC/Fase 2/Evidencial Proyecto/Reglas de negocio.docx
@@ -154,7 +154,21 @@
           <w:b/>
           <w:bCs/>
         </w:rPr>
-        <w:t>El sistema debe generar alertas automáticamente cuando un fármaco este por vencer dentro de los 30 días.</w:t>
+        <w:t>El sistema debe generar alertas automáticamente cuando un fármaco este por vencer dentro</w:t>
+      </w:r>
+      <w:r>
+        <w:rPr>
+          <w:b/>
+          <w:bCs/>
+        </w:rPr>
+        <w:t xml:space="preserve"> de los parámetros que se establezcan</w:t>
+      </w:r>
+      <w:r>
+        <w:rPr>
+          <w:b/>
+          <w:bCs/>
+        </w:rPr>
+        <w:t>.</w:t>
       </w:r>
     </w:p>
     <w:p>
@@ -174,7 +188,21 @@
           <w:b/>
           <w:bCs/>
         </w:rPr>
-        <w:t>El usuario debe ver notificaciones pendientes al iniciar sesión en el sistema.</w:t>
+        <w:t xml:space="preserve">El usuario debe ver notificaciones </w:t>
+      </w:r>
+      <w:r>
+        <w:rPr>
+          <w:b/>
+          <w:bCs/>
+        </w:rPr>
+        <w:t>de las alertas</w:t>
+      </w:r>
+      <w:r>
+        <w:rPr>
+          <w:b/>
+          <w:bCs/>
+        </w:rPr>
+        <w:t xml:space="preserve"> al iniciar sesión en el sistema.</w:t>
       </w:r>
     </w:p>
     <w:p>
@@ -214,7 +242,7 @@
           <w:b/>
           <w:bCs/>
         </w:rPr>
-        <w:t>Cada usuario debe tener un rol asignado.</w:t>
+        <w:t>Un usuario debe tener un rol obligatoriamente.</w:t>
       </w:r>
     </w:p>
     <w:p>
@@ -257,27 +285,7 @@
           <w:b/>
           <w:bCs/>
         </w:rPr>
-        <w:t>,</w:t>
-      </w:r>
-    </w:p>
-    <w:p>
-      <w:pPr>
-        <w:pStyle w:val="Prrafodelista"/>
-        <w:numPr>
-          <w:ilvl w:val="0"/>
-          <w:numId w:val="1"/>
-        </w:numPr>
-        <w:rPr>
-          <w:b/>
-          <w:bCs/>
-        </w:rPr>
-      </w:pPr>
-      <w:r>
-        <w:rPr>
-          <w:b/>
-          <w:bCs/>
-        </w:rPr>
-        <w:t>Un usuario debe tener un rol obligatoriamente.</w:t>
+        <w:t>.</w:t>
       </w:r>
     </w:p>
     <w:sectPr>
